--- a/git-high2/output-1.22.0/Linux 使用说明.docx
+++ b/git-high2/output-1.22.0/Linux 使用说明.docx
@@ -28,7 +28,7 @@
           <w:rFonts w:ascii="Calibri" w:hAnsi="Calibri"/>
           <w:sz w:val="22"/>
         </w:rPr>
-        <w:t>配套文件：facehi.onnx + libfacehi_custom_ops.so 必须放在同一目录一起使用。模型图里只有自定义域 ai.facehi 的节点，不注册 .so，onnxruntime 会直接报找不到算子。</w:t>
+        <w:t>配套文件：facehi.onnx + libfacehi_custom_ops.so + libfacehi_ort122.so 必须放在同一目录。模型图里只有自定义域 ai.facehi 的节点，不注册 .so，onnxruntime 会直接报找不到算子。libfacehi_ort122.so 是 ONNX Runtime 1.22.0 的私有副本，给自定义算子内部跑人脸检测/关键点子模型用；请勿删除，也不要和 pip 的 onnxruntime 混路径。</w:t>
       </w:r>
     </w:p>
     <w:p>

--- a/git-high2/output-1.22.0/Linux 使用说明.docx
+++ b/git-high2/output-1.22.0/Linux 使用说明.docx
@@ -37,7 +37,7 @@
           <w:rFonts w:ascii="Calibri" w:hAnsi="Calibri"/>
           <w:sz w:val="22"/>
         </w:rPr>
-        <w:t>环境要求：Linux x86-64，Python 3.10+。</w:t>
+        <w:t>环境要求：Linux x86-64，Python 3.10+。glibc 2.28 即可（UOS 这类系统可以跑）。libfacehi_custom_ops.so 在 Debian 10 / g++ 8.3 上重编，libstdc++ 和 libgcc 已静态链入，不再依赖系统里更高版本的 libstdc++.so.6；动态符号最高到 GLIBC_2.27。libfacehi_ort122.so 本来就是这个级别，没有重编。不要改用 git-high2/lib/ 里的旧 so，那份是在更新的系统上编的，UOS 加载不了。</w:t>
       </w:r>
     </w:p>
     <w:p>
